--- a/module-1/Working_Screenshots1_3.docx
+++ b/module-1/Working_Screenshots1_3.docx
@@ -22,6 +22,9 @@
         <w:t>Assignment 1.3</w:t>
       </w:r>
       <w:r>
+        <w:rPr>
+          <w:noProof/>
+        </w:rPr>
         <w:drawing>
           <wp:inline distT="0" distB="0" distL="0" distR="0" wp14:anchorId="37ACFF5A" wp14:editId="78AB1DBB">
             <wp:extent cx="5943600" cy="3342005"/>
